--- a/daily-reports/2026-09-17/report.docx
+++ b/daily-reports/2026-09-17/report.docx
@@ -12,7 +12,7 @@
     </w:p>
     <w:p>
       <w:r>
-        <w:t>数据统计：GitHub 热榜 5 项 · AI 动态 4 条 · 中文介绍由 DeepSeek 生成</w:t>
+        <w:t>数据统计：GitHub 热榜 5 项 · AI 动态 5 条 · 中文介绍由 DeepSeek 生成</w:t>
       </w:r>
     </w:p>
     <w:p>
@@ -28,28 +28,28 @@
         <w:pStyle w:val="Heading2"/>
       </w:pPr>
       <w:r>
-        <w:t>1. ai-sucks-butt/ai-sucks-butt  ⭐ 2,049</w:t>
+        <w:t>1. ai-sucks-butt/ai-sucks-butt  ⭐ 2,078</w:t>
       </w:r>
     </w:p>
     <w:p>
       <w:r>
-        <w:t>语言：Python ｜ Stars：2,049 ｜ Forks：0</w:t>
+        <w:t>语言：Python ｜ Stars：2,078 ｜ Forks：0</w:t>
         <w:br/>
       </w:r>
       <w:r>
-        <w:t>这是什么：这是一个表达对AI不满的趣味项目，如果你觉得AI很糟糕，就可以给它点星。它本身没有实际功能，更像是一个情绪宣泄的集合地。</w:t>
+        <w:t>这是什么：这是一个表达对AI不满的仓库，如果你觉得AI很糟糕，就可以给它点星。它本身没有实际功能，更像一个情绪表达或社区签名。</w:t>
         <w:br/>
       </w:r>
       <w:r>
-        <w:t>能用来做什么：当你对AI技术感到失望或想吐槽时，可以给这个项目点星，表达你的态度。也可以用来观察有多少人和你想法一致。</w:t>
+        <w:t>能用来做什么：可以用来表达你对AI技术的不满，或者看看有多少人也有同感。</w:t>
         <w:br/>
       </w:r>
       <w:r>
-        <w:t>适用领域：开源社区、AI讨论、网络文化</w:t>
+        <w:t>适用领域：社区互动、情绪表达、开源文化</w:t>
         <w:br/>
       </w:r>
       <w:r>
-        <w:t>对新手有什么帮助：对新手来说，这个项目能让你感受到开源社区的多样性和幽默感，明白技术社区也可以有轻松的表达方式。</w:t>
+        <w:t>对新手有什么帮助：对新手来说，这是一个了解开源社区多样性的有趣例子，但并没有实际的学习或使用价值。</w:t>
         <w:br/>
       </w:r>
       <w:r>
@@ -61,20 +61,20 @@
         <w:pStyle w:val="Heading2"/>
       </w:pPr>
       <w:r>
-        <w:t>2. Chuloo/mural  ⭐ 1,271</w:t>
+        <w:t>2. Chuloo/mural  ⭐ 1,273</w:t>
       </w:r>
     </w:p>
     <w:p>
       <w:r>
-        <w:t>语言：Kotlin ｜ Stars：1,271 ｜ Forks：249</w:t>
+        <w:t>语言：Kotlin ｜ Stars：1,273 ｜ Forks：249</w:t>
         <w:br/>
       </w:r>
       <w:r>
-        <w:t>这是什么：这是一个语言学习应用，最终你可能会删掉它。它是一款iPhone上的原生应用，通过对话来帮助学习语言。</w:t>
+        <w:t>这是什么：这是一个语言学习应用，最终你会删掉它。它是一个通过对话来学习的iPhone原生应用。</w:t>
         <w:br/>
       </w:r>
       <w:r>
-        <w:t>能用来做什么：你可以用它来练习外语对话，模拟真实交流场景。适合想通过聊天方式学习语言的人。</w:t>
+        <w:t>能用来做什么：可以用它来练习外语对话，适合想通过聊天方式学习语言的人。</w:t>
         <w:br/>
       </w:r>
       <w:r>
@@ -82,7 +82,7 @@
         <w:br/>
       </w:r>
       <w:r>
-        <w:t>对新手有什么帮助：如果你对语言学习或开发语言类应用感兴趣，这个项目可以给你一些灵感，但注意它可能不是长期使用的工具。</w:t>
+        <w:t>对新手有什么帮助：对新手来说，可以体验对话式学习，但项目可能不成熟，适合好奇尝试。</w:t>
         <w:br/>
       </w:r>
       <w:r>
@@ -103,19 +103,19 @@
         <w:br/>
       </w:r>
       <w:r>
-        <w:t>这是什么：这是循环环状Transformer（RLT）的官方项目页面，展示了一种新型的AI模型结构。它用网页形式介绍了这种模型的工作原理和特点。</w:t>
+        <w:t>这是什么：这是循环环状Transformer（RLT）的官方项目页面，展示了一种新型的AI模型结构。它主要用于学术研究，介绍这种模型的设计和效果。</w:t>
         <w:br/>
       </w:r>
       <w:r>
-        <w:t>能用来做什么：适合研究人员或对AI模型结构感兴趣的人了解RLT，也可以作为学习Transformer变体的参考资料。</w:t>
+        <w:t>能用来做什么：适合研究人员了解循环Transformer的概念，或作为相关研究的参考。</w:t>
         <w:br/>
       </w:r>
       <w:r>
-        <w:t>适用领域：人工智能研究、机器学习、自然语言处理</w:t>
+        <w:t>适用领域：人工智能研究、自然语言处理、深度学习</w:t>
         <w:br/>
       </w:r>
       <w:r>
-        <w:t>对新手有什么帮助：对新手来说，这个页面可以帮助你了解前沿的AI模型设计思路，但需要一些基础知识才能完全看懂。</w:t>
+        <w:t>对新手有什么帮助：对新手来说，可以了解前沿AI模型，但需要一定基础，可能较难直接上手。</w:t>
         <w:br/>
       </w:r>
       <w:r>
@@ -136,19 +136,19 @@
         <w:br/>
       </w:r>
       <w:r>
-        <w:t>这是什么：这是一个免费开源的提取工具，专门用来导出AI编程助手的聊天记录。它支持Claude Code、Cursor、Windsurf、Aider、Cline/Roo Code等多种工具。</w:t>
+        <w:t>这是什么：这是一个免费开源的提取工具，用于提取AI编程助手的聊天历史。它支持Claude Code、Cursor、Windsurf、Aider、Cline/Roo Code等多种助手。</w:t>
         <w:br/>
       </w:r>
       <w:r>
-        <w:t>能用来做什么：当你需要备份或分析与AI编程助手的对话历史时，可以用这个工具一键提取。适合开发者整理自己的编程对话记录。</w:t>
+        <w:t>能用来做什么：可以用来备份或分析你和AI编程助手的对话记录，方便回顾或整理。</w:t>
         <w:br/>
       </w:r>
       <w:r>
-        <w:t>适用领域：软件开发、数据提取、AI辅助编程</w:t>
+        <w:t>适用领域：编程辅助、数据提取、开发工具</w:t>
         <w:br/>
       </w:r>
       <w:r>
-        <w:t>对新手有什么帮助：如果你经常使用AI编程助手，这个工具能帮你保存重要的对话记录，方便回顾和整理，对学习编程也有帮助。</w:t>
+        <w:t>对新手有什么帮助：对新手来说，可以方便地保存与AI的对话，学习编程时回顾历史记录。</w:t>
         <w:br/>
       </w:r>
       <w:r>
@@ -160,28 +160,28 @@
         <w:pStyle w:val="Heading2"/>
       </w:pPr>
       <w:r>
-        <w:t>5. zjwzcx/Awesome-Astra-Embodied-AI  ⭐ 790</w:t>
+        <w:t>5. zjwzcx/Awesome-Astra-Embodied-AI  ⭐ 793</w:t>
       </w:r>
     </w:p>
     <w:p>
       <w:r>
-        <w:t>语言：未知 ｜ Stars：790 ｜ Forks：14</w:t>
+        <w:t>语言：未知 ｜ Stars：793 ｜ Forks：14</w:t>
         <w:br/>
       </w:r>
       <w:r>
-        <w:t>这是什么：这是一个关于GPT-6 Astra在具身智能和机器人领域应用的资源集合。它汇总了相关的研究、项目和资料。</w:t>
+        <w:t>这是什么：这是一个关于GPT-6 Astra在具身AI和机器人领域应用的资源集合。它汇总了相关论文、代码和工具。</w:t>
         <w:br/>
       </w:r>
       <w:r>
-        <w:t>能用来做什么：适合研究者或爱好者了解具身AI和机器人的最新进展，也可以作为查找相关资源的起点。</w:t>
+        <w:t>能用来做什么：可以用来查找具身AI和机器人学习资源，适合研究者或爱好者。</w:t>
         <w:br/>
       </w:r>
       <w:r>
-        <w:t>适用领域：机器人技术、具身智能、人工智能研究</w:t>
+        <w:t>适用领域：机器人技术、具身AI、人工智能研究</w:t>
         <w:br/>
       </w:r>
       <w:r>
-        <w:t>对新手有什么帮助：对新手来说，这个列表可以帮你快速了解具身AI领域的重要资源，但需要一定基础才能深入理解。</w:t>
+        <w:t>对新手有什么帮助：对新手来说，可以了解具身AI的前沿，但内容可能较专业，适合进阶学习。</w:t>
         <w:br/>
       </w:r>
       <w:r>
@@ -220,7 +220,7 @@
       </w:r>
       <w:r>
         <w:br/>
-        <w:t>摘要：PS5 Linux 项目负责人宣布退出，并批评社区中大量使用大语言模型（LLM）的人其实并不理解相关技术，反映出开源硬件/系统社区对 LLM 依赖的争议。</w:t>
+        <w:t>摘要：PS5 Linux 项目负责人宣布退出，理由是团队里有一群不懂技术却依赖 LLM 的“小白”，引发对 LLM 时代开发者能力与依赖风险的讨论。</w:t>
       </w:r>
     </w:p>
     <w:p>
@@ -239,7 +239,31 @@
       </w:r>
       <w:r>
         <w:br/>
-        <w:t>摘要：一篇讨论在 LLM 时代如何学习编程的文章，探讨 AI 辅助工具对编程教育的影响，以及初学者是否仍应掌握传统编程基础。</w:t>
+        <w:t>摘要：文章探讨在 LLM 普及的时代如何学习编程，反思传统学习路径是否仍然有效，以及初学者应如何平衡借助 AI 与培养底层能力。</w:t>
+      </w:r>
+    </w:p>
+    <w:p>
+      <w:pPr>
+        <w:pStyle w:val="Heading2"/>
+      </w:pPr>
+      <w:r>
+        <w:t>arXiv cs.AI</w:t>
+      </w:r>
+    </w:p>
+    <w:p>
+      <w:r>
+        <w:rPr>
+          <w:b/>
+        </w:rPr>
+        <w:t>Objective vs. Search: Decomposing What Makes a Good Tokeniser</w:t>
+      </w:r>
+      <w:r>
+        <w:br/>
+        <w:t>https://arxiv.org/abs/2609.19145v1</w:t>
+      </w:r>
+      <w:r>
+        <w:br/>
+        <w:t>摘要：该论文将分词器质量拆解为“目标”与“搜索”两个维度，系统分析影响分词效果的因素，为改进 tokenizer 设计提供理论框架。</w:t>
       </w:r>
     </w:p>
     <w:p>
@@ -263,7 +287,7 @@
       </w:r>
       <w:r>
         <w:br/>
-        <w:t>摘要：国产开源多模态模型 ZDTaichu5.0-9B 发布，宣称通用能力不下降，且在空间具身智能任务上大幅领先，跻身全球多模态第一梯队。</w:t>
+        <w:t>摘要：国产开源多模态模型 ZDTaichu5.0-9B 发布，宣称通用能力不降级且在空间具身智能任务上大幅领先，跻身全球多模态第一梯队。</w:t>
       </w:r>
     </w:p>
     <w:p>
@@ -287,7 +311,7 @@
       </w:r>
       <w:r>
         <w:br/>
-        <w:t>摘要：清华团队研发的 LimiX-2 在国际主流基准测试中击败 Google 等对手登顶，展示了中国高校在 AI 基础模型研究上的竞争力。</w:t>
+        <w:t>摘要：清华团队研发的 LimiX-2 在国际主流 Benchmark 上击败 Google 等对手登顶，展示中国团队在相关 AI 任务上的竞争力。</w:t>
       </w:r>
     </w:p>
     <w:sectPr>
